--- a/reports/r0212.docx
+++ b/reports/r0212.docx
@@ -45,7 +45,7 @@
           <w:color w:val="000000"/>
           <w:sz w:val="21"/>
         </w:rPr>
-        <w:t>■ 杭州经济总量在浙江省稳居第一，人均GDP约18.17万元、人均经济实力居全省前列，经济增速由5.90%回落至5.20%、有所放缓；固定资产投资连续负增长（最新-11.30%），经济动能仍有待修复。【待补充：杭州市的行政与战略定位、支柱产业及龙头企业（数据库未覆盖，需人工补充）】</w:t>
+        <w:t>■ 杭州作为浙江省省会，经济总量在浙江省稳居第一，人均GDP约18.17万元、人均经济实力居全省前列，经济增速由5.90%回落至5.20%、有所放缓；固定资产投资连续负增长（最新-11.30%），经济动能仍有待修复。</w:t>
       </w:r>
     </w:p>
     <w:p>
@@ -75,7 +75,7 @@
           <w:color w:val="000000"/>
           <w:sz w:val="21"/>
         </w:rPr>
-        <w:t>产业结构方面，2025年杭州市三次产业结构为1.7:24.5:73.8。【待补充：支柱产业、主要龙头企业、对外贸易等定性描述（数据库未覆盖）】</w:t>
+        <w:t>产业结构方面，2025年杭州市三次产业结构为1.7:24.5:73.8，以数字经济、电子商务、金融和高端服务业为主导，聚集阿里巴巴、海康威视、网易等企业，民营经济活跃。</w:t>
       </w:r>
     </w:p>
     <w:p>
